--- a/docs/Glosario_TFI.docx
+++ b/docs/Glosario_TFI.docx
@@ -481,7 +481,7 @@
               <w:spacing w:after="20"/>
             </w:pPr>
             <w:r>
-              <w:t>Promoción (nota &gt; 8), Aprobado Regular (6 a 8), Recuperatorio (4 a 6) y Riesgo Crítico (&lt; 4). Son lo que el sistema predice junto con la nota.</w:t>
+              <w:t xml:space="preserve">Promoción (nota &gt; 8), Aprobado Regular (6 a 8), Recuperatorio (4 a 6) y Desaprobado (&lt; 4). Son lo que el sistema predice junto con la nota.</w:t>
             </w:r>
           </w:p>
         </w:tc>
